--- a/milestone1/dx699-weekly-reflection-journal.docx
+++ b/milestone1/dx699-weekly-reflection-journal.docx
@@ -57,10 +57,7 @@
         <w:rPr>
           <w:b/>
         </w:rPr>
-        <w:t xml:space="preserve">Assignment/Capstone work: </w:t>
-      </w:r>
-      <w:r>
-        <w:t>I picked three industries: finance, environment, and entertainment. I am a valuation specialist at a hedge fund in Hong Kong, and valuing derivatives is my job and the subject I care about most. Environment is in because the EV transition is the industrial change that has mattered most in my lifetime. Entertainment is music and film, which I know as a consumer.</w:t>
+        <w:t>Assignment/Capstone work: I picked finance, environment, and entertainment. I value derivatives at a hedge fund in Hong Kong, so finance was automatic. Environment is the EV transition, the industrial change I have watched most closely. Entertainment is music and film. I listen and I watch. I do not work in those industries.</w:t>
       </w:r>
     </w:p>
     <w:p>
@@ -295,10 +292,7 @@
         <w:rPr>
           <w:b/>
         </w:rPr>
-        <w:t xml:space="preserve">Reflection: </w:t>
-      </w:r>
-      <w:r>
-        <w:t>Narrowing to three industries was the first decision I had to make. I wanted the most technically impressive datasets. Choosing industries first changed the question: which problems would I still care about after the grade is posted? Markets, the energy transition, and culture.</w:t>
+        <w:t>Reflection: I almost started with the biggest files I could find. Picking industries first forced a different test: would I still care about this after the class ends? Markets, EVs, and the stuff I stream.</w:t>
       </w:r>
     </w:p>
     <w:p>
@@ -317,14 +311,14 @@
         <w:rPr>
           <w:b/>
         </w:rPr>
-        <w:t xml:space="preserve">Assignment/Capstone work: </w:t>
+        <w:t xml:space="preserve">Assignment/Capstone work: I pulled the SPY chain for 31 December 2024 (9,646 contracts, 23 columns) and the CPCA China auto file (38,806 model-month rows). Right away: 625 </w:t>
       </w:r>
       <w:r>
-        <w:t>I extracted the first data: the SPY options snapshot for 31 December 2024 (9,646 contracts, 23 columns) and the CPCA China auto file (38,806 model-</w:t>
-      </w:r>
-      <w:r>
+        <w:rPr>
+          <w:b/>
+        </w:rPr>
         <w:lastRenderedPageBreak/>
-        <w:t>month rows). Problems spotted immediately: 625 zero-bid option contracts (dead quotes), duplicate model-month rows, and “NA” strings in the body-type column.</w:t>
+        <w:t>option contracts with a zero bid, duplicate model-month rows, and the string NA in body type.</w:t>
       </w:r>
     </w:p>
     <w:p>
@@ -340,7 +334,7 @@
     </w:p>
     <w:p>
       <w:r>
-        <w:t>Dataset 1 — SPY options, 31 Dec 2024. One listed contract. Near-the-money sample (the file’s first rows are deep in-the-money expiries).</w:t>
+        <w:t>Dataset 1 : SPY options, 31 Dec 2024. One listed contract. Near-the-money sample (the file’s first rows are deep in-the-money expiries).</w:t>
       </w:r>
     </w:p>
     <w:tbl>
@@ -693,7 +687,7 @@
     <w:p/>
     <w:p>
       <w:r>
-        <w:t>Dataset 2 — CPCA China passenger-vehicle sales. One model in one month.</w:t>
+        <w:t>Dataset 2 : CPCA China passenger-vehicle sales. One model in one month.</w:t>
       </w:r>
     </w:p>
     <w:tbl>
@@ -1046,7 +1040,7 @@
     <w:p/>
     <w:p>
       <w:r>
-        <w:t>Dataset 3 — Spotify tracks. One track, audio features plus genre.</w:t>
+        <w:t>Dataset 3 : Spotify tracks. One track, audio features plus genre.</w:t>
       </w:r>
     </w:p>
     <w:tbl>
@@ -1399,7 +1393,7 @@
     <w:p/>
     <w:p>
       <w:r>
-        <w:t>Dataset 4 — TMDB movies. One film. Grumpier Old Men shows a zero budget that is missing data, not a free film.</w:t>
+        <w:t>Dataset 4 : TMDB movies. One film. Grumpier Old Men shows a zero budget that is missing data, not a free film.</w:t>
       </w:r>
     </w:p>
     <w:tbl>
@@ -1752,7 +1746,7 @@
     <w:p/>
     <w:p>
       <w:r>
-        <w:t>Dataset 5 — FINRA short interest, 30 Sep 2026. One stock on one settlement date. File: shrt20260930.csv.</w:t>
+        <w:t>Dataset 5 : FINRA short interest, 30 Sep 2026. One stock on one settlement date. File: shrt20260930.csv.</w:t>
       </w:r>
     </w:p>
     <w:tbl>
@@ -1782,6 +1776,7 @@
                 <w:b/>
                 <w:sz w:val="20"/>
               </w:rPr>
+              <w:lastRenderedPageBreak/>
               <w:t>settlementDate</w:t>
             </w:r>
           </w:p>
@@ -2108,10 +2103,7 @@
         <w:rPr>
           <w:b/>
         </w:rPr>
-        <w:t xml:space="preserve">Reflection: </w:t>
-      </w:r>
-      <w:r>
-        <w:t>Data quality is the analysis. The zero-bid contracts looked ordinary until I asked what a zero bid means: nobody will buy at any price. Deleting 6.5% of the data before modeling felt drastic. Training on prices that do not exist is worse.</w:t>
+        <w:t>Reflection: The zero-bid rows looked like ordinary quotes until I asked what a zero bid is. Nobody is buying that contract at any price. Dropping 6.5% of the file felt aggressive. Using fake prices in a model is worse.</w:t>
       </w:r>
     </w:p>
     <w:p>
@@ -2130,21 +2122,12 @@
         <w:rPr>
           <w:b/>
         </w:rPr>
-        <w:t xml:space="preserve">Assignment/Capstone work: </w:t>
-      </w:r>
-      <w:r>
-        <w:t>I wrote down the professional problems that actually attach to these files, then added a fifth dataset that sits next to the options work instead of repeating it.</w:t>
+        <w:t>Assignment/Capstone work: I wrote the work problems that sit on these files, then added a fifth dataset next to the options work instead of another copy of it.</w:t>
       </w:r>
     </w:p>
     <w:p>
       <w:r>
-        <w:t>The professional problems. I work as a valuation specialist at a hedge fund in Hong Kong. The files I kept are the ones that map onto questions I already have to explain, or that I care about as a consumer. In finance the live problem is not downloading prices. It is whether a quoted smile and a set of Greeks are internally consistent, and whether a short-interest file is describing crowded positioning or names that simply do not trade. A wrong IV surface mis-marks a book. A short-interest spike that is act</w:t>
-      </w:r>
-      <w:r>
-        <w:t xml:space="preserve">ually a split creates a false squeeze alarm for risk and for stock loan. In the auto market the problem is planning: which segments electrified, and whether a subsidy cliff changed that. Inventory and battery supply are expensive if the mix is wrong. In music and film the problem is allocation. Streamers and studios spend against noisy popularity and revenue numbers. A popularity label that is really a genre-balancing artifact, or a movie budget coded as zero, will send a model the wrong way. Milestone Two </w:t>
-      </w:r>
-      <w:r>
-        <w:t>should stay attached to those questions, not to a generic accuracy score.</w:t>
+        <w:t>The professional problems. I value derivatives at a hedge fund in Hong Kong. I kept files that map onto questions I already have to explain, or that I care about as a consumer. In finance, a quoted smile and a set of Greeks have to be internally consistent, and a short-interest file has to tell crowded positioning from names that barely trade. A bad IV surface mis-marks a book. A short-interest spike that is really a split sets off a fake squeeze alarm for risk and for stock loan. In the auto market the question is which segments went electric, and whether a subsidy cliff changed that. Wrong mix is expensive inventory and battery supply. In music and film, streamers and studios spend against noisy popularity and revenue. A popularity score that is just genre balancing, or a budget coded as zero, sends a model the wrong way. Milestone Two should stay on those questions. An accuracy number by itself is not the point.</w:t>
       </w:r>
     </w:p>
     <w:p>
@@ -2152,14 +2135,12 @@
         <w:rPr>
           <w:b/>
         </w:rPr>
-        <w:t xml:space="preserve">Artifact (required): </w:t>
-      </w:r>
-      <w:r>
-        <w:t>a new related dataset, with a sample and a public link. I added FINRA’s 30 September 2026 equity short-interest file (shrt20260930.csv). It is one date and 22,581 names. It sits next to the SPY chain: listed-market microstructure on one side, positioning and cover time on the other. No price join.</w:t>
+        <w:t>Artifact (required): a new related dataset, with a sample and a public link. I added FINRA's 30 September 2026 short-interest file (shrt20260930.csv): one date, 22,581 names. Same day-of-market idea as the SPY chain, but positioning and days-to-cover instead of quotes. No price join.</w:t>
       </w:r>
     </w:p>
     <w:p>
       <w:r>
+        <w:lastRenderedPageBreak/>
         <w:t>Link: https://cdn.finra.org/equity/otcmarket/biweekly/shrt20260930.csv</w:t>
       </w:r>
     </w:p>
@@ -2516,10 +2497,7 @@
         <w:rPr>
           <w:b/>
         </w:rPr>
-        <w:t xml:space="preserve">Reflection: </w:t>
-      </w:r>
-      <w:r>
-        <w:t>The module treats predictive modeling as supervised segmentation, which changed how I look at market data. An option chain is a segmentation problem: the model learns boundaries across moneyness and expiry the way a tree segments customers. After that, the industry label mattered less to me than the shape of the problem.</w:t>
+        <w:t>Reflection: The module treats prediction as supervised segmentation. That is how I started to look at an option chain: boundaries across moneyness and expiry, the way a tree splits customers. After that I cared more about the shape of the problem than about which industry label it wore.</w:t>
       </w:r>
     </w:p>
     <w:p>
@@ -2538,13 +2516,7 @@
         <w:rPr>
           <w:b/>
         </w:rPr>
-        <w:t xml:space="preserve">Assignment/Capstone work: </w:t>
-      </w:r>
-      <w:r>
-        <w:t>I locked the five datasets: SPY options (finance), China EV sales (environment), Spotify tracks and TMDB movies (entertainment), and the FINRA 30 September 2026 short-interest file (finance). Kaggle would not open from my machine, so Spotify and TMDB came from local copies of the files Kaggle publishes. I built a slideshow that presents each dataset with a sample, why it has value, why I kept it, the questions it can answer, and a decision-tree / linear-discriminant demo on Dataset 5. I tried a SpaceX launc</w:t>
-      </w:r>
-      <w:r>
-        <w:t>hes file for environment. It was too small, so I left it out.</w:t>
+        <w:t>Assignment/Capstone work: I locked five files: SPY options, China EV sales, Spotify, TMDB, and the 30 September 2026 FINRA short-interest file. Kaggle would not load on my machine, so Spotify and TMDB are local copies of the public Kaggle files. I made a slideshow: each dataset, a sample, why I kept it, what it can answer, and a tree vs linear-discriminant demo on Dataset 5. I tried SpaceX launches for environment. Too few rows. Out.</w:t>
       </w:r>
     </w:p>
     <w:p>
@@ -2552,7 +2524,7 @@
         <w:rPr>
           <w:b/>
         </w:rPr>
-        <w:t>Artifact (required): slideshow of the five datasets. The nine slides are printed below so this PDF does not depend on a separate download. The same file lives in the course repo as milestone1/dx699-week5-datasets.pptx. This is the same one-date FINRA file used in the paper (shrt20260930.csv: 22,581 names by 14 columns on 30 September 2026), not a stacked 90-date panel.</w:t>
+        <w:t>Artifact (required): slideshow of the five datasets. The slides are printed below. File: milestone1/dx699-week5-datasets.pptx.</w:t>
       </w:r>
     </w:p>
     <w:p/>
@@ -2566,8 +2538,9 @@
         <w:rPr>
           <w:noProof/>
         </w:rPr>
+        <w:lastRenderedPageBreak/>
         <w:drawing>
-          <wp:inline distT="0" distB="0" distL="0" distR="0">
+          <wp:inline distT="0" distB="0" distL="0" distR="0" wp14:anchorId="748D218A" wp14:editId="654C8E90">
             <wp:extent cx="5943600" cy="3343275"/>
             <wp:effectExtent l="0" t="0" r="0" b="9525"/>
             <wp:docPr id="486642497" name="Picture 1"/>
@@ -2614,7 +2587,7 @@
           <w:noProof/>
         </w:rPr>
         <w:drawing>
-          <wp:inline distT="0" distB="0" distL="0" distR="0">
+          <wp:inline distT="0" distB="0" distL="0" distR="0" wp14:anchorId="45061130" wp14:editId="14CE4757">
             <wp:extent cx="5943600" cy="3343275"/>
             <wp:effectExtent l="0" t="0" r="0" b="9525"/>
             <wp:docPr id="2056301684" name="Picture 2"/>
@@ -2660,8 +2633,9 @@
         <w:rPr>
           <w:noProof/>
         </w:rPr>
+        <w:lastRenderedPageBreak/>
         <w:drawing>
-          <wp:inline distT="0" distB="0" distL="0" distR="0">
+          <wp:inline distT="0" distB="0" distL="0" distR="0" wp14:anchorId="48939378" wp14:editId="608D4BA4">
             <wp:extent cx="5943600" cy="3343275"/>
             <wp:effectExtent l="0" t="0" r="0" b="9525"/>
             <wp:docPr id="799292217" name="Picture 3"/>
@@ -2708,7 +2682,7 @@
           <w:noProof/>
         </w:rPr>
         <w:drawing>
-          <wp:inline distT="0" distB="0" distL="0" distR="0">
+          <wp:inline distT="0" distB="0" distL="0" distR="0" wp14:anchorId="279BC5BF" wp14:editId="1DFDEAD5">
             <wp:extent cx="5943600" cy="3343275"/>
             <wp:effectExtent l="0" t="0" r="0" b="9525"/>
             <wp:docPr id="768256886" name="Picture 4"/>
@@ -2754,8 +2728,9 @@
         <w:rPr>
           <w:noProof/>
         </w:rPr>
+        <w:lastRenderedPageBreak/>
         <w:drawing>
-          <wp:inline distT="0" distB="0" distL="0" distR="0">
+          <wp:inline distT="0" distB="0" distL="0" distR="0" wp14:anchorId="3126BAEE" wp14:editId="35DE163A">
             <wp:extent cx="5943600" cy="3343275"/>
             <wp:effectExtent l="0" t="0" r="0" b="9525"/>
             <wp:docPr id="484301889" name="Picture 5"/>
@@ -2802,7 +2777,7 @@
           <w:noProof/>
         </w:rPr>
         <w:drawing>
-          <wp:inline distT="0" distB="0" distL="0" distR="0">
+          <wp:inline distT="0" distB="0" distL="0" distR="0" wp14:anchorId="240779C7" wp14:editId="4DD77E71">
             <wp:extent cx="5943600" cy="3343275"/>
             <wp:effectExtent l="0" t="0" r="0" b="9525"/>
             <wp:docPr id="1930089274" name="Picture 6"/>
@@ -2848,8 +2823,9 @@
         <w:rPr>
           <w:noProof/>
         </w:rPr>
+        <w:lastRenderedPageBreak/>
         <w:drawing>
-          <wp:inline distT="0" distB="0" distL="0" distR="0">
+          <wp:inline distT="0" distB="0" distL="0" distR="0" wp14:anchorId="5F1A82E6" wp14:editId="171CA732">
             <wp:extent cx="5943600" cy="3343275"/>
             <wp:effectExtent l="0" t="0" r="0" b="9525"/>
             <wp:docPr id="920233022" name="Picture 7"/>
@@ -2896,7 +2872,7 @@
           <w:noProof/>
         </w:rPr>
         <w:drawing>
-          <wp:inline distT="0" distB="0" distL="0" distR="0">
+          <wp:inline distT="0" distB="0" distL="0" distR="0" wp14:anchorId="4146E362" wp14:editId="578E059C">
             <wp:extent cx="5943600" cy="3343275"/>
             <wp:effectExtent l="0" t="0" r="0" b="9525"/>
             <wp:docPr id="1136623501" name="Picture 8"/>
@@ -2942,69 +2918,8 @@
         <w:rPr>
           <w:noProof/>
         </w:rPr>
-        <w:drawing>
-          <wp:inline distT="0" distB="0" distL="0" distR="0">
-            <wp:extent cx="5943600" cy="3343275"/>
-            <wp:effectExtent l="0" t="0" r="0" b="9525"/>
-            <wp:docPr id="221557566" name="Picture 9"/>
-            <wp:cNvGraphicFramePr>
-              <a:graphicFrameLocks xmlns:a="http://schemas.openxmlformats.org/drawingml/2006/main" noChangeAspect="1"/>
-            </wp:cNvGraphicFramePr>
-            <a:graphic xmlns:a="http://schemas.openxmlformats.org/drawingml/2006/main">
-              <a:graphicData uri="http://schemas.openxmlformats.org/drawingml/2006/picture">
-                <pic:pic xmlns:pic="http://schemas.openxmlformats.org/drawingml/2006/picture">
-                  <pic:nvPicPr>
-                    <pic:cNvPr id="221557566" name=""/>
-                    <pic:cNvPicPr/>
-                  </pic:nvPicPr>
-                  <pic:blipFill>
-                    <a:blip r:embed="rId14"/>
-                    <a:stretch>
-                      <a:fillRect/>
-                    </a:stretch>
-                  </pic:blipFill>
-                  <pic:spPr>
-                    <a:xfrm>
-                      <a:off x="0" y="0"/>
-                      <a:ext cx="5943600" cy="3343275"/>
-                    </a:xfrm>
-                    <a:prstGeom prst="rect">
-                      <a:avLst/>
-                    </a:prstGeom>
-                  </pic:spPr>
-                </pic:pic>
-              </a:graphicData>
-            </a:graphic>
-          </wp:inline>
-        </w:drawing>
-      </w:r>
-      <w:r>
-        <w:t xml:space="preserve"> </w:t>
-      </w:r>
-      <w:hyperlink r:id="rId15" w:history="1">
-        <w:r>
-          <w:rPr>
-            <w:rStyle w:val="Hyperlink"/>
-          </w:rPr>
-          <w:t xml:space="preserve">Open the .pptx on </w:t>
-        </w:r>
-        <w:proofErr w:type="spellStart"/>
-        <w:r>
-          <w:rPr>
-            <w:rStyle w:val="Hyperlink"/>
-          </w:rPr>
-          <w:t>GitHub</w:t>
-        </w:r>
-      </w:hyperlink>
-      <w:r>
-        <w:t>.</w:t>
-      </w:r>
-      <w:r>
-        <w:t>Demo</w:t>
-      </w:r>
-      <w:proofErr w:type="spellEnd"/>
-      <w:r>
-        <w:t xml:space="preserve"> in the deck: crowded = days-to-cover above 5 on the FINRA file, predicted from log volume and market class (n = 19,438 after dropping zero volume). Majority baseline 73.5%. Depth-3 tree 78.2%. Linear discriminant 78.7%. The tree’s first split is log(ADV) ≤ 6.20 (about 500 shares a day). Low-volume OTC names are the crowded class. That is a liquidity story, not a trading signal.</w:t>
+        <w:lastRenderedPageBreak/>
+        <w:t>Demo in the deck: crowded means days-to-cover above 5, predicted from log volume and market class (n = 19,438 after dropping zero volume). Majority baseline 73.5%. Depth-3 tree 78.2%. Linear discriminant 78.7%. First split is log(ADV) &lt;= 6.20, about 500 shares a day. The crowded class is low-volume OTC names. Liquidity, not a trading signal.</w:t>
       </w:r>
     </w:p>
     <w:p>
@@ -3012,10 +2927,7 @@
         <w:rPr>
           <w:b/>
         </w:rPr>
-        <w:t xml:space="preserve">Reflection: </w:t>
-      </w:r>
-      <w:r>
-        <w:t>I spent more time dropping datasets than adding them. Letting go of the CO2 panel hurt. The data was beautiful. The rubric rewards fit over volume: five datasets I can defend beat eight I cannot. Week 5’s linear discriminants also made the FINRA demo useful: a shallow tree and an LDA both recover the same volume split, and both only beat the majority class by about five points.</w:t>
+        <w:t>Reflection: I dropped more datasets than I added. The CO2 panel was the hard one. Pretty data, but I could not attach it to a decision I would own. Five files I can defend beat eight I cannot. The FINRA demo was useful for the linear-discriminant week: a shallow tree and LDA both find the same volume split, and both only beat the majority class by about five points.</w:t>
       </w:r>
     </w:p>
     <w:p>
@@ -3034,13 +2946,7 @@
         <w:rPr>
           <w:b/>
         </w:rPr>
-        <w:t xml:space="preserve">Assignment/Capstone work: </w:t>
-      </w:r>
-      <w:r>
-        <w:t>I audited data quality on the three later files and checked, for each dataset, whether regression and classification are actually feasible. Spotify had 450 duplicate rows and 24,259 duplicate track ids (label noise). TMDB had 17 duplicates and zero-coded budgets. The FINRA file (one date) has a blank ticker (Nano Labs), days-to-cover floored at 1.00 on 8,295 rows and capped at 999.99 on 4,034 names, and 3,143 rows with zero average daily volume. I also restructured the paper by section, with the rubric’s ex</w:t>
-      </w:r>
-      <w:r>
-        <w:t>act labels, double spacing, and one page of examples.</w:t>
+        <w:t>Assignment/Capstone work: I checked quality on the later files and whether regression and classification even make sense on each one. Spotify: 450 duplicate rows and 24,259 duplicate track ids. TMDB: 17 duplicates and budgets coded as zero. FINRA (one date): blank ticker on Nano Labs, days-to-cover stuck at 1.00 on 8,295 rows and at 999.99 on 4,034, and 3,143 names with zero volume. I also rebuilt the paper under the rubric labels, 12-point Times New Roman, double spacing, one page of examples.</w:t>
       </w:r>
     </w:p>
     <w:p>
@@ -3473,10 +3379,8 @@
         <w:rPr>
           <w:b/>
         </w:rPr>
-        <w:t xml:space="preserve">Reflection: </w:t>
-      </w:r>
-      <w:r>
-        <w:t>The Spotify label noise was the best puzzle this week. Identical features with contradictory genre labels break naive classification, and the fix changes the problem statement. The other lesson was formatting: double spacing halves the words on a page.</w:t>
+        <w:lastRenderedPageBreak/>
+        <w:t>Reflection: Spotify's label noise was the puzzle I spent the most time on. Same audio features, two genre labels. You cannot classify that without first deciding what a row even is. The other headache was formatting. Double spacing cuts the word count on a page in half.</w:t>
       </w:r>
     </w:p>
     <w:sectPr>
